--- a/example_articles/immigration_status/Not Immigrant/3.immigration_status_Not Immigrant_New_York_Times.docx
+++ b/example_articles/immigration_status/Not Immigrant/3.immigration_status_Not Immigrant_New_York_Times.docx
@@ -7,7 +7,7 @@
         <w:pStyle w:val="Heading1"/>
       </w:pPr>
       <w:r>
-        <w:t>Border Warriors</w:t>
+        <w:t>Democratic Senate Candidates Lead in Ohio, Michigan and Wisconsin, Polls Find</w:t>
       </w:r>
     </w:p>
     <w:p>
@@ -17,17 +17,17 @@
     </w:p>
     <w:p>
       <w:r>
-        <w:t>Date: 2000-10-22</w:t>
+        <w:t>Date: 2024-09-28</w:t>
       </w:r>
     </w:p>
     <w:p>
       <w:r>
-        <w:t>Section: Section 14LI;; Section 14LI; Page 1; Column 1; Long Island Weekly Desk; Column 1;</w:t>
+        <w:t>Section: US; politics</w:t>
       </w:r>
     </w:p>
     <w:p>
       <w:r>
-        <w:t>Source file: NYT/46.DOCX</w:t>
+        <w:t>Source file: NYT/1.DOCX</w:t>
       </w:r>
     </w:p>
     <w:p>
@@ -49,108 +49,79 @@
     </w:p>
     <w:p>
       <w:r>
-        <w:t>MARGARET BIANCULLI-DYBER seems genuinely hurt when the Sachem Quality of Life Organization, the Farmingville group she founded more than two years ago to protest illegal immigration, is called racist.</w:t>
+        <w:t>Strong showings in new Times/Siena College polls leave a narrow path open for Democrats to keep hold of the chamber, but Republicans maintain an advantage with the map.</w:t>
         <w:br/>
-        <w:t>"I have neighbors who are Hispanic and cousins who are black," she said. "I do not judge people by their race."</w:t>
+        <w:t>Democratic Senate candidates in the Upper Midwest states of Michigan, Ohio and Wisconsin hold leads over their Republican competitors, keeping a narrow path open to maintaining Democratic control of Congress's upper chamber next year, according to new New York Times/Siena College polls.</w:t>
         <w:br/>
-        <w:t>Lately, she's also been angry that members of her group have been labeled purveyors of hate just because they want to deport the estimated 1,500 illegal immigrants, most of them from Mexico or Central America, who crowd Farmingville street corners each day to be hired as day laborers.</w:t>
+        <w:t>And, in a surprise that could shake up the Senate battlefield, Dan Osborn, a union organizer and industrial mechanic running as an independent, has jumped to a strong lead in Nebraska's Second Congressional District, in and around Omaha, over the incumbent Republican, Senator Deb Fischer, reaching a level of support that could keep him competitive in the heavily Republican state.</w:t>
         <w:br/>
-        <w:t>"Not only is there no remedy for United States citizens who are fighting for their rights and their lifestyle," she said. "Now we're also being called bigots and hatemongers. How is that right?"</w:t>
+        <w:t>The showing in the Midwest is a testament to the ability of Democrats, as well as Mr. Osborn, to separate the Senate contests from the presidential race, and keep control of the chamber in play. Senators Tammy Baldwin of Wisconsin and Sherrod Brown of Ohio, veteran incumbents, have created political brands that appear to be independent of their national party, while in Michigan, Representative Elissa Slotkin may be drafting on the strength of Democratic women in her state who occupy the posts of governor, attorney general and secretary of state.</w:t>
         <w:br/>
-        <w:t>The racially charged debate over illegal immigrants has been centered in this largely working-class Suffolk County hamlet of about 15,000 for several years as the number of illegal immigrants has steadily grown. Some homeowners call the newcomers a public nuisance and have accused them of littering, selling drugs, harassing women and consequently lowering local property values. The immigrants, who say they only take jobs that residents do not want, believe they are the ones who are harassed and abused, by contractors who exploit them and by neighbors who make clear they are not wanted here.</w:t>
+        <w:t>In Ohio, Mr. Brown leads his Republican challenger, Bernie Moreno, 47 percent to 43 percent, drawing in 10 percent of voters that support former President Donald J. Trump and 13 percent of those self-identified as Republicans. Ms. Baldwin leads her Republican challenger, the banker Eric Hovde, 50 to 43, in Wisconsin, while Ms. Slotkin leads the former congressman Mike Rogers, 47 percent to 42 percent, in the race to succeed Michigan's retiring Democratic senator, Debbie Stabenow.</w:t>
         <w:br/>
-        <w:t>Members of the Sachem group concede that there is a need for the kind of labor that the illegal immigrants supply, but they don't believe that there is enough work for all the immigrants or that the need justifies the breaking of immigration laws.</w:t>
+        <w:t>The strong showing by Democratic Senate candidates does not necessarily mean the party will maintain control of the chamber next year. Their current one-seat majority is almost certainly lost, with the retirement of Senator Joe Manchin III of West Virginia and the near certainty that the state's Republican governor, Jim Justice, will succeed him.</w:t>
         <w:br/>
-        <w:t>Tensions have increased since the Sept. 17 beating of two day laborers who were picked up in Farmingville by men posing as contractors and taken to an abandoned factory in Shirley, where they were attacked with construction tools and a knife. One suspect, a Queens resident, has been arrested and another, from Holbrook, is being sought in a case that has launched a Justice Department investigation.</w:t>
+        <w:t>Democrats, lead by Vice President Kamala Harris, would need to hold the White House and win every other endangered Democratic Senate seat — including Senator Jon Tester's, in deep red Montana, potentially the deciding race — to preserve a 50-50 split, with a Vice President Tim Walz breaking the tie. Or, Democratic candidates need to pull off an upset against an incumbent Republican, such as Ted Cruz in Texas or Rick Scott in Florida.</w:t>
         <w:br/>
-        <w:t>Advocates for illegal immigrants say that the Sachem group's weekly protests against the immigrants, the regular taunts "to go back to where you belong," helped create an atmosphere in which last month's attackers felt they could treat day laborers as less than human. Sachem members say they had nothing to do with the violence, which they too abhor, and they accuse the advocates of trying to link them to the incident just to discredit them.</w:t>
+        <w:t>On that front, the New York Times/Siena College polls offered another tantalizing data point regarding Senate control: In Eastern Nebraska, Mr. Osborn, a political newcomer, is leading Ms. Fischer, 49 percent to 38 percent. That might be enough to keep his long-shot bid competitive in a suddenly important statewide campaign.</w:t>
         <w:br/>
-        <w:t>Over time, the rhetoric on both sides has grown more heated and more determined. Elected officials and advocates for immigrants held a candlelight unity rally in Hauppauge last Sunday and worked hard to bring out nearly 3,000 people to urge officials to address the problems of day laborers and to prove that the Sachem group did not represent the views of most Long Islanders. Sachem's members, outraged because they felt that government officials who helped organize at the rally were supporting the rights of illegal immigrants over theirs, held a town hall meeting of their own the day before, where they invited a controversial anti-immigration advocate from California to speak. Sachem's event in Centereach drew about 200 people.</w:t>
+        <w:t>Republicans had high hopes for the Senate race in Michigan, where they got the mainstream candidate they had wanted. Mr. Rogers is an Army veteran, former special agent in the F.B.I. and former chairman of the House Intelligence Committee.</w:t>
         <w:br/>
-        <w:t>Instead of easing tensions, the two events seem only to have inflamed the situation further. Ms. Bianculli-Dyber was arrested last Sunday and charged with trespassing and resisting arrest after showing up at a Farmingville location where immigrants had gathered to be bused to the candlelight rally. Released on bail, she claimed through her lawyer that the police were treating the immigrants preferentially, allowing immigrants to gather on the spot while forbidding her and about 30 members of her group to cross a police line onto the property.</w:t>
+        <w:t>But Ms. Slotkin, who like Mr. Rogers comes from the mid-Michigan region around Lansing, made her career appealing to centrist voters in that swing House district, and she continues to draw 6 percent of likely voters in Michigan who say they will vote for Mr. Trump and 7 percent who say they voted for Mr. Trump in 2020.</w:t>
         <w:br/>
-        <w:t>Ms. Bianculli-Dyber, a business teacher in the New York City public school system, remains bewildered at how fighting for what she believes in has resulted in death threats sent to her home and landed her in jail. She worries that it also could result in her losing the job she loves, noting that advocates for illegal immigrants have started lobbying for her removal from Beach Channel High School in Queens, where she teaches.</w:t>
+        <w:t>Reginald Gooden, 66, who identified himself as a semiretired health care professional, in Commerce Township, Mich., said he was backing Mr. Trump reluctantly, because he is "singularly" worried about how Ms. Harris would handle autocrats abroad. But, he said, he is a moderate, and likes Ms. Slotkin's politics.</w:t>
         <w:br/>
-        <w:t>A spokeswoman for the Board of Education said that Ms. Bianculli-Dyber had notified her principal of her arrest, but that her case had not yet been forwarded to board offices. The Central Board of Education reviews the arrests of all teachers, but any disciplinary action is usually decided by the local superintendent.</w:t>
+        <w:t>"There's a sense of balance with her," he said.</w:t>
         <w:br/>
-        <w:t>Mrs. Bianculli-Dyber said that many of her best students were immigrants and added that she did not find it contradictory that she could admire these students and yet seek the deportation of immigrants in her hometown.</w:t>
+        <w:t>In Ohio, where Mr. Trump holds a comfortable lead over Ms. Harris, Mr. Brown is in need of even more ticket splitters to beat Mr. Moreno, a wealthy, Colombian-born businessman who prevailed in a brutal Republican primary in March on the strength of Mr. Trump's endorsement. Republicans knew that Mr. Brown would draw some Republican support, but figured there just would not be enough Trump-Brown voters in 2024 to secure his re-election.</w:t>
         <w:br/>
-        <w:t>"Probably many of my students are illegal, but I don't care," she said. "They're not here on their own choice and they're not urinating on my neighbor's front lawn or soliciting my daughter."</w:t>
+        <w:t>So far, they appear to be wrong.</w:t>
         <w:br/>
-        <w:t>She said she was most frustrated by the interference of outsiders to the community, pointing to advocates for immigrants like Rockville Centre-based Catholic Charities and the Hempstead-based Workplace Project. "I believe that if these people had stayed out of it, we could have worked toward some reasonable solutions," she said.</w:t>
+        <w:t>In addition to the 10 percent of Trump voters who say they plan to vote for Mr. Brown, the senator is showing strong support in Ohio's suburbs and enjoys a 21-percentage point lead among women, in a state where 57 percent voted last December to enshrine abortion rights in the Ohio constitution.</w:t>
         <w:br/>
-        <w:t>Some elected officials say that Sachem's unyielding position that all illegal immigrants are criminals by virtue of their undocumented status and therefore deserve no rights has made it impossible to negotiate with them.</w:t>
+        <w:t>"There's a lot of work that's been done before, you know for the local people," said Victoria Williams, 42, a Trump supporter and quality manager at a steel manufacturer in Centerville, Ohio, explaining her support for Mr. Brown. "He's done a lot for, I don't want to say this badly, but for the poor, the working class."</w:t>
         <w:br/>
-        <w:t>"I think the group originally grew out of honest and real community concerns about the disproportionate number of day laborers in Farmingville," said Paul J. Tonna, presiding officer of the Suffolk County Legislature and one of the organizers of last Sunday's candlelight vigil. "But with their insistence on deportation, they developed very quickly into an extremist and bigoted group."</w:t>
+        <w:t>Mr. Moreno's 16-point lead among men — 54 percent to 38 percent — is not enough to close the gender gap.</w:t>
         <w:br/>
-        <w:t>Mr. Tonna said that he agreed with Sachem that the federal government has inadequately enforced immigration laws, but added, "In an imperfect world, you have to deal with the problem and try to come up with community-based solutions." Of the Sachem group, he said, "They have never offered any real solutions and they don't seem interested in serious negotiation."</w:t>
+        <w:t>The polls were taken just as a recording came to light of Mr. Moreno suggesting that abortion rights shouldn't concern women over the age of 50 — "I don't think that's an issue for you," he said on tape, in Warren County, Ohio, last weekend.</w:t>
         <w:br/>
-        <w:t>Ms. Bianculli-Dyber said that the Sachem group, which shares a name with the local school district, has a membership of about 600 families from across Long Island and is just made up of working-class homeowners desperate to hang on to their quiet, suburban lifestyles.</w:t>
+        <w:t>In Wisconsin, the gender gap is even more stark. Mr. Hovde made mistakes early in the campaign, suggesting, for instance, that "almost nobody in a nursing home is at a point to vote." Ms. Baldwin's campaign used that quote, plus a comment that overweight people should pay more for health insurance and another that "the old physical toil" of farming had given way to "largely driving around on a tractor," to paint her opponent as a rich, out-of-touch Republican from Southern California.</w:t>
         <w:br/>
-        <w:t>She said she became passionate about the issue in the summer of 1998, when her daughter, who was 25 at the time, failed to meet her at church one Sunday morning. Her daughter explained later that she had been afraid to leave their Farmingville home because five Hispanic men solicited her for sex as they crossed in front of the house to reach a nearby soccer field.</w:t>
+        <w:t>According to the polls, Ms. Baldwin leads Mr. Hovde among women by 29 percentage points, holds a lead among white voters — a rarity for Democrats in their campaigns this year — and is taking about 5 percent of voters who say they cast their ballots in 2020 for Mr. Trump. Her lead among independents is 51 percent to 39 percent.</w:t>
         <w:br/>
-        <w:t>At a community meeting that summer, she found that hundreds of her neighbors had similar complaints. "There were all kinds of horror stories about daughters and sons being solicited, about peeping Toms and men urinating in public," she said. But local officials insisted, she said, "that there was nothing wrong, that these were just hardworking people trying to find work and that we should leave them alone."</w:t>
+        <w:t>It isn't just women who say they feel insulted by Mr. Hovde.</w:t>
         <w:br/>
-        <w:t>Ms. Bianculli-Dyber said that after hearing her neighbors' stories, she started to notice precisely how the illegal immigrants had affected the community where she had lived for more than 20 years. Suddenly she saw how poorly kept a few of the homes around the corner from her house were and realized that immigrants, sometimes as many as 24, crowded into two-bedroom houses scarcely bigger than her own 900-square foot home.</w:t>
+        <w:t>"Some of the stuff that I've seen from Tammy Baldwin I like," said Paul Markunas, 55, of Harris, Wis., who owns a post-construction cleaning company, "and some of the things he has said I really don't like."</w:t>
         <w:br/>
-        <w:t>"Then things I took for granted suddenly went away," she said. She had to stop bicycling in the early morning because she would have to run a gantlet through the crowds of immigrants who gather at different locations along Horseblock Road to wait for contractors to drive by and offer them a day's work. Her daughter's evening jogs also ended because her daughter stopped jogging to avoid the men coming home from a day's labor.</w:t>
+        <w:t>Mr. Markunas said he will be voting for Mr. Trump and Ms. Baldwin.</w:t>
         <w:br/>
-        <w:t>So she started the Sachem Quality of Life Organization to try to restore what she felt had been unjustly taken from her. She admits that she and the group have become more hard-line as time has passed. For example, they were originally not opposed to the idea of designating a hiring site in the community as a way to get the laborers off the street corners. A number of communities, including Glen Cove, Huntington Station and Farmingdale, have formal or informal sites where contractors can go to pick up workers. But Sachem now rejects any sanctioned site, because, she said, "that gives the illegals an informal amnesty."</w:t>
+        <w:t>In Nebraska, Democrats should not get too excited yet about the prospect of the unexpected defeat of Ms. Fischer. Mr. Osborn has guarded his independence in a state that is hostile to Democrats, refusing to say which party he would caucus with if elected. And even his 11-point lead in the state's second district may not be enough unless he can make inroads in the heavily Republican first and third districts. The Times/Siena poll did not canvas the entire state.</w:t>
         <w:br/>
-        <w:t>She also became more adamant, she said, after a number of failed attempts at local legislation intended to push the immigrants out of the community. First, in the summer of 1999, the group unsuccessfully sought to make it illegal in Suffolk County to look for work on a public street on the grounds that the men who rushed up to the trucks of contractors offering day jobs were creating a safety hazard.</w:t>
+        <w:t>But for an underfunded candidate whose main political experience was leading a strike against Kellogg's in 2021, Mr. Osborn is showing remarkable strength. Running as a blue-collar mechanic, he is leading in Nebraska's purple second district among women and men and among voters without a college degree. He is also taking 12 percent of the Republican vote.</w:t>
         <w:br/>
-        <w:t>Last year, they successfully lobbied the Town of Brookhaven for a Neighborhood Preservation Act that limits the number of people who may occupy a rental house, but Ms. Bianculli-Dyber said the law had had little effect on the problem. "If there were proper enforcement, we'd either have fewer of these houses or there'd be fewer illegals in the houses, but neither has happened," she said.</w:t>
+        <w:t>"He's gaining strength in Nebraska," said Linda Lough, 74, a retired human resources manager in Omaha who supports Mr. Osborn as well as the Republican senator, Pete Ricketts, who is running in a special election for the state's other Senate seat. "I think he's just very straightforward, he's really a working man and he understands problems that working people have."</w:t>
         <w:br/>
-        <w:t>Finally, in August, the county Legislature narrowly rejected a proposal that the county file a federal lawsuit to force the Immigration and Naturalization Service to move against illegal immigrants.</w:t>
+        <w:t>Mr. Osborn's campaign manager, Dustin Wahl, said the candidate has made inroads into the more heavily Republican districts. That has been enough this week to prompt the first surge of attack ads of the race from Ms. Fischer.</w:t>
         <w:br/>
-        <w:t>Ms. Bianculli-Dyber said that in each case, if Sachem had been able to get the legislation enacted and enforced, "we as a community would have been validated and the real criminals -- the landlords and the contractors who are exploiting these workers -- might have been taken to task." Instead, she said, advocates for the immigrants lobbied hard against them and racist labels started to stick.</w:t>
+        <w:t>Without a political party behind him, Mr. Osborn has been able to raise only about $1.6 million compared to Ms. Fischer's $6.3 million. He also rejected the endorsement of the state's Democratic Party, depriving himself of institutional support.</w:t>
         <w:br/>
-        <w:t>The Rev. Allan B. Ramirez, pastor of the Brookville Reformed Church and an adviser to the two day laborers who were attacked last month, said that from his first encounters with Sachem, he saw them as "an extremist group that harbored a lot of hate towards day laborers and the Latino community."</w:t>
+        <w:t>But for an incumbent Ms. Fischer has kept a low profile. With Mr. Osborn's pitch claiming that the Senate needs a true working-class voice, he has been able to hang close enough in the few statewide polls that prognosticators have begun hedging their bets on an easy re-election for Ms. Fischer.</w:t>
         <w:br/>
-        <w:t>Each Saturday morning, when Sachem members gather at street corners to object to the hiring that goes on, he said, "they're not just protesting quietly, they taunt the workers, they call them wetbacks and say things like, 'you people live like animals.' " That, he said, is going over the line. "To me, that's hateful."</w:t>
+        <w:t>Here are the key things to know about these polls</w:t>
         <w:br/>
-        <w:t>Nadia Marin-Molina, executive director of the Workplace Project, said that Sachem's depiction of illegal immigrants as criminals has made it "very easy for people to disrespect their rights as human beings" and consequently created a climate ripe for hate crimes against immigrants. "I think they are very dangerous and they make an already difficult situation for immigrations much harder," she said.</w:t>
+        <w:t>Interviewers spoke with 688 likely voters in Michigan, 687 likely voters in Ohio, 680 likely voters in Wisconsin and 680 likely voters in Nebraska's Second Congressional District from Sept. 21 to 26, 2024.</w:t>
         <w:br/>
-        <w:t>Ms. Bianculli-Dyber said the advocates routinely "play the race card and make these ad hominem attacks because they have no arguments." She added that she was "always forced to take the hard line, because otherwise I have to concede that status doesn't matter and I'm not going to do that. Illegal is illegal."</w:t>
+        <w:t>Times/Siena polls are conducted by telephone, using live interviewers, in both English and Spanish. Overall, about 97 percent of respondents were contacted on a cellphone for these polls. You can see the exact questions that were asked and the order in which they were asked here.</w:t>
         <w:br/>
-        <w:t>Ray Wysolmierski, an outspoken member of Sachem, was even blunter. "All I'm hearing is the illegals work hard and all they want to do is bring money back home," he said. "Well, so what? What does that have to do with my quality of life and why is it at the expense of my American dream?</w:t>
+        <w:t>Voters are selected for the survey from a list of registered voters. The list contains information on the demographic characteristics of every registered voter, allowing us to make sure we reach the right number of voters of each party, race and region. For these polls, interviewers placed nearly 260,000 calls to just over 140,000 voters.</w:t>
         <w:br/>
-        <w:t>"We're fighting an intrusion, an invasion," he said.</w:t>
+        <w:t>To further ensure that the results reflect the entire voting population, not just those willing to take a poll, we give more weight to respondents from demographic groups that are underrepresented among survey respondents, like people without a college degree. You can see more information about the characteristics of respondents and the weighted sample at the bottom of the results and methodology page, under "Composition of the Sample."</w:t>
         <w:br/>
-        <w:t>In addition to the frustrations of their defeats, Ms. Bianculli-Dyber said that getting in touch with national anti-immigration groups also helped solidify her group's positions. Organizations like Voices of Citizens Together in California and Federation for American Immigration Reform in Washington, D.C., convinced her, she said, that compromise solutions like designated hiring sites were self-defeating.</w:t>
+        <w:t>The margin of sampling error among likely voters is about plus or minus four percentage points for each poll, and about plus or minus 2.5 percentage points when the three state polls are joined together. In theory, this means that the results should reflect the views of the overall population most of the time, though many other challenges create additional sources of error. When the difference between two values is computed — such as a candidate's lead in a race — the margin of error is twice as large.</w:t>
         <w:br/>
-        <w:t>Those groups also offered advice on how Sachem should deal with local officials and introduced her to a more militant vocabulary. "I learned to ask 'Why isn't our government protecting our borders? " she said. "And more and more I became perplexed by the complete stand-down of the enforcement arm of our government."</w:t>
+        <w:t>You can see full results and a detailed methodology here. If you want to read more about how and why the Times/Siena Poll is conducted, you can see answers to frequently asked questions and submit your own questions here.</w:t>
         <w:br/>
-        <w:t>Mark Thorn, an I.N.S. spokesman, declined to respond to the criticism last week, but when Suffolk legislators debated the possibility of suing the federal immigration service earlier this year, he said, "I.N.S. agents cannot simply approach a group of people and ask for their documentation without probable cause."</w:t>
-        <w:br/>
-        <w:t>Advocates for immigrants point to Sachem's affiliation with the other groups as clear signs of their growing extremism.</w:t>
-        <w:br/>
-        <w:t>Cecilia Munoz, a vice president for policy at the National Council of La Raza, a Hispanic civil rights organization, described the national anti-immigration groups as "hate groups." She noted that Glenn Spencer, the leader of Voices of Citizens Together who spoke at Sachem's rally last weekend, believes that Mexicans on both sides of the border are plotting to reconquer parts of the Southwest. "He makes contentions that are ugly and very divisive," she said. "Not the kinds of things that bring people together, as is clearly needed in Farmingville right now."</w:t>
-        <w:br/>
-        <w:t>The leaders of Sachem Quality of Life Organization say that if anything, their movement is growing, with people from places like Farmingdale, Huntington, Freeport and Centereach starting to join them.</w:t>
-        <w:br/>
-        <w:t>JoAnn Russo, who has lived in Farmingdale for 25 years and has seen the number of illegal immigrants in her neighborhood grow in recent years, said she formed a Farmingdale branch of the group because "it's very difficult for citizens to be absolutely ignored from the highest levels."</w:t>
-        <w:br/>
-        <w:t>She said she was drawn to Sachem because "it was the only group that appeared to be standing up in any way and making any noise and getting any attention."</w:t>
-        <w:br/>
-        <w:t>Mrs. Bianculli-Dyber said her group was considering a name change replacing "Sachem" with "Long Island" to reflect its wider reach. That would be fine with James Ruck, superintendent of the Sachem School District, who stressed that the district was in no way connected to the Sachem group. "Although they are entitled to their opinion, we don't necessarily want those opinions associated with the school district," he said.</w:t>
-        <w:br/>
-        <w:t>Mr. Tonna, the county legislator, said he wasn't surprised that people from other communities have joined Sachem but said he hoped it was not a sign that the group was growing into an Islandwide movement. "Sachem has some real and legitimate concerns," he said. "But unfortunately they're misguided in their energy and their direction."</w:t>
-        <w:br/>
-        <w:t>Members of the group have picketed Mr. Tonna's home and called him a Benedict Arnold and a papist for supporting Roman Catholic groups that advocate for illegal immigrants. He looked to history for guidance on where the situation might be headed next.</w:t>
-        <w:br/>
-        <w:t>"Throughout the history of this country, there have always been people afraid of change and who have targeted new immigrants," he said. "It's been a consequence of being a melting pot nation. And if history shows us anything, it's that with the process of acculturation, things somehow generally get worked out in the end."</w:t>
-        <w:br/>
-        <w:br/>
-        <w:t>http://www.nytimes.com</w:t>
-        <w:br/>
-        <w:br/>
-        <w:t>Graphic</w:t>
-        <w:br/>
-        <w:br/>
-        <w:t xml:space="preserve"> </w:t>
-        <w:br/>
-        <w:t>Photos: A Sachem Quality of Life Organization rally, above and below, in Centereach on Oct. 14. The group was founded two years ago as a protest against illegal immigrants in the Farmingville area. (Photographs by Kevin P. Coughlin for The New York Times)(pg. 1); Margaret Bianculli-Dyber, above, who wants the government to enforce immigration laws. A rally, left, was held last Sunday to decry an assault last month on two Mexican day laborers. (Kevin P. Coughlin for The New York Times, above; Associated Press)(pg. 18)</w:t>
+        <w:t>PHOTO:  (PHOTOGRAPH BY The New York Times FOR THE NEW YORK TIMES)</w:t>
       </w:r>
     </w:p>
     <w:sectPr>

--- a/example_articles/immigration_status/Not Immigrant/3.immigration_status_Not Immigrant_New_York_Times.docx
+++ b/example_articles/immigration_status/Not Immigrant/3.immigration_status_Not Immigrant_New_York_Times.docx
@@ -7,7 +7,7 @@
         <w:pStyle w:val="Heading1"/>
       </w:pPr>
       <w:r>
-        <w:t>Democratic Senate Candidates Lead in Ohio, Michigan and Wisconsin, Polls Find</w:t>
+        <w:t>G.O.P. Tactics Amplify Theme Of Us vs. Them</w:t>
       </w:r>
     </w:p>
     <w:p>
@@ -17,17 +17,17 @@
     </w:p>
     <w:p>
       <w:r>
-        <w:t>Date: 2024-09-28</w:t>
+        <w:t>Date: 2018-11-04</w:t>
       </w:r>
     </w:p>
     <w:p>
       <w:r>
-        <w:t>Section: US; politics</w:t>
+        <w:t>Section: Section A; Column 0; National Desk; Pg. 1</w:t>
       </w:r>
     </w:p>
     <w:p>
       <w:r>
-        <w:t>Source file: NYT/1.DOCX</w:t>
+        <w:t>Source file: NYT/27.DOCX</w:t>
       </w:r>
     </w:p>
     <w:p>
@@ -49,79 +49,106 @@
     </w:p>
     <w:p>
       <w:r>
-        <w:t>Strong showings in new Times/Siena College polls leave a narrow path open for Democrats to keep hold of the chamber, but Republicans maintain an advantage with the map.</w:t>
+        <w:t>ALBERT LEA, Minn. -- The Republican attack ads targeting George Soros and Colin Kaepernick were the first to arrive in southern Minnesota last month, so closely echoing President Trump that he could have written them himself.</w:t>
         <w:br/>
-        <w:t>Democratic Senate candidates in the Upper Midwest states of Michigan, Ohio and Wisconsin hold leads over their Republican competitors, keeping a narrow path open to maintaining Democratic control of Congress's upper chamber next year, according to new New York Times/Siena College polls.</w:t>
+        <w:t xml:space="preserve">Then came the caravan. </w:t>
         <w:br/>
-        <w:t>And, in a surprise that could shake up the Senate battlefield, Dan Osborn, a union organizer and industrial mechanic running as an independent, has jumped to a strong lead in Nebraska's Second Congressional District, in and around Omaha, over the incumbent Republican, Senator Deb Fischer, reaching a level of support that could keep him competitive in the heavily Republican state.</w:t>
+        <w:t xml:space="preserve">  This latest ad -- part of a multimillion-dollar blitz from Republican groups in this battleground House district -- warns of ''a caravan full of illegal immigrants marching on America,'' bringing with it ''gang members and criminals.'' Grainy video shows Latin American men pumping fists in the air.</w:t>
         <w:br/>
-        <w:t>The showing in the Midwest is a testament to the ability of Democrats, as well as Mr. Osborn, to separate the Senate contests from the presidential race, and keep control of the chamber in play. Senators Tammy Baldwin of Wisconsin and Sherrod Brown of Ohio, veteran incumbents, have created political brands that appear to be independent of their national party, while in Michigan, Representative Elissa Slotkin may be drafting on the strength of Democratic women in her state who occupy the posts of governor, attorney general and secretary of state.</w:t>
+        <w:t xml:space="preserve">  [Video: (MN-01) Caravan Watch on YouTube.]</w:t>
         <w:br/>
-        <w:t>In Ohio, Mr. Brown leads his Republican challenger, Bernie Moreno, 47 percent to 43 percent, drawing in 10 percent of voters that support former President Donald J. Trump and 13 percent of those self-identified as Republicans. Ms. Baldwin leads her Republican challenger, the banker Eric Hovde, 50 to 43, in Wisconsin, while Ms. Slotkin leads the former congressman Mike Rogers, 47 percent to 42 percent, in the race to succeed Michigan's retiring Democratic senator, Debbie Stabenow.</w:t>
+        <w:t xml:space="preserve">  As Republicans scramble ahead of Tuesday's election to try to save their majorities in the House and Senate, many party officials and candidates like Jim Hagedorn, the nominee here in Minnesota's First District, have concluded that their best shot at victory is embracing the Trump political playbook of demonization.</w:t>
         <w:br/>
-        <w:t>The strong showing by Democratic Senate candidates does not necessarily mean the party will maintain control of the chamber next year. Their current one-seat majority is almost certainly lost, with the retirement of Senator Joe Manchin III of West Virginia and the near certainty that the state's Republican governor, Jim Justice, will succeed him.</w:t>
+        <w:t xml:space="preserve">  The goal -- through overt, frontal attacks on prominent liberals, minorities and immigrants -- is to stoke an us vs. them narrative about the country's security, culture and heritage, in hopes of getting conservatives to see the election as a battle to save the nation's future.</w:t>
         <w:br/>
-        <w:t>Democrats, lead by Vice President Kamala Harris, would need to hold the White House and win every other endangered Democratic Senate seat — including Senator Jon Tester's, in deep red Montana, potentially the deciding race — to preserve a 50-50 split, with a Vice President Tim Walz breaking the tie. Or, Democratic candidates need to pull off an upset against an incumbent Republican, such as Ted Cruz in Texas or Rick Scott in Florida.</w:t>
+        <w:t xml:space="preserve">  Beyond rural Minnesota, in districts across Ohio and New York, Republicans believe the strategy is resonating, and may help them win some races Tuesday as their 23-seat majority comes under attack.</w:t>
         <w:br/>
-        <w:t>On that front, the New York Times/Siena College polls offered another tantalizing data point regarding Senate control: In Eastern Nebraska, Mr. Osborn, a political newcomer, is leading Ms. Fischer, 49 percent to 38 percent. That might be enough to keep his long-shot bid competitive in a suddenly important statewide campaign.</w:t>
+        <w:t xml:space="preserve">  Mr. Hagedorn is making his fourth run for the seat, and was once widely regarded as a weak candidate because of a long record of sexist and insensitive remarks about a number of minority groups -- the conservative Washington Examiner called him ''the worst Republican candidate in America.'' Yet polling indicates a tight race, giving the G.O.P. one of its few decent chances of flipping a Democratic-held seat this year.</w:t>
         <w:br/>
-        <w:t>Republicans had high hopes for the Senate race in Michigan, where they got the mainstream candidate they had wanted. Mr. Rogers is an Army veteran, former special agent in the F.B.I. and former chairman of the House Intelligence Committee.</w:t>
+        <w:t xml:space="preserve">  Republicans are also defending dozens of other seats that the party now holds, but they are finding that in many places the Trump playbook can go only so far before it backfires.</w:t>
         <w:br/>
-        <w:t>But Ms. Slotkin, who like Mr. Rogers comes from the mid-Michigan region around Lansing, made her career appealing to centrist voters in that swing House district, and she continues to draw 6 percent of likely voters in Michigan who say they will vote for Mr. Trump and 7 percent who say they voted for Mr. Trump in 2020.</w:t>
+        <w:t xml:space="preserve">  In the affluent, educated suburbs where much of the political battleground is, Republicans are framing immigration less as a cultural issue with implications for the country's identity and more as a question of security by drawing attention to sanctuary cities, which limit cooperation between local law enforcement and federal immigration officials, and MS-13, the violent transnational gang.</w:t>
         <w:br/>
-        <w:t>Reginald Gooden, 66, who identified himself as a semiretired health care professional, in Commerce Township, Mich., said he was backing Mr. Trump reluctantly, because he is "singularly" worried about how Ms. Harris would handle autocrats abroad. But, he said, he is a moderate, and likes Ms. Slotkin's politics.</w:t>
+        <w:t xml:space="preserve">  In the handful of more rural, conservative-leaning districts where the party has a better shot of winning, the message is blunter.</w:t>
         <w:br/>
-        <w:t>"There's a sense of balance with her," he said.</w:t>
+        <w:t xml:space="preserve">  In Minnesota, ads from groups like the Congressional Leadership Fund and the National Republican Congressional Committee try to link Mr. Hagedorn's opponent, Dan Feehan, to people and themes that conservatives have portrayed as a threat, like Mr. Soros, the liberal philanthropist who has been smeared with anti-Semitic attacks; Mr. Kaepernick, the black football player famous for kneeling during the national anthem; and now the migrant caravan.</w:t>
         <w:br/>
-        <w:t>In Ohio, where Mr. Trump holds a comfortable lead over Ms. Harris, Mr. Brown is in need of even more ticket splitters to beat Mr. Moreno, a wealthy, Colombian-born businessman who prevailed in a brutal Republican primary in March on the strength of Mr. Trump's endorsement. Republicans knew that Mr. Brown would draw some Republican support, but figured there just would not be enough Trump-Brown voters in 2024 to secure his re-election.</w:t>
+        <w:t xml:space="preserve">  In one, a doctored image appears to show Mr. Feehan, an Army veteran, saluting Mr. Kaepernick. Another shows Mr. Kaepernick alongside two other favorite villains of conservatives -- Nancy Pelosi, the House Democratic leader, and Keith Ellison, the Minnesota congressman who is black and Muslim and is now facing abuse allegations as he runs for state attorney general. Mr. Feehan's face appears on the screen, and the announcer intones, ''He's one of them.''</w:t>
         <w:br/>
-        <w:t>So far, they appear to be wrong.</w:t>
+        <w:t xml:space="preserve">  Ads like these have aired repeatedly across the district's 12,000 square miles of farmland and small towns, making it what Republicans say is the most active political laboratory for the bald appeals to white racial and cultural anxieties that President Trump and many Republicans are using to drive conservatives to the polls.</w:t>
         <w:br/>
-        <w:t>In addition to the 10 percent of Trump voters who say they plan to vote for Mr. Brown, the senator is showing strong support in Ohio's suburbs and enjoys a 21-percentage point lead among women, in a state where 57 percent voted last December to enshrine abortion rights in the Ohio constitution.</w:t>
+        <w:t xml:space="preserve">  The First District, which is 90 percent white, fits the demographic profile of many of the places where Mr. Trump has been confined to campaigning by Republicans who do not want him in more diverse districts. Given Mr. Trump's self-described ''nationalist'' views, some Republicans believe their path to staying in power in the Trump era is increasingly narrow and heavily dependent on the parts of the country that are the most white and rural.</w:t>
         <w:br/>
-        <w:t>"There's a lot of work that's been done before, you know for the local people," said Victoria Williams, 42, a Trump supporter and quality manager at a steel manufacturer in Centerville, Ohio, explaining her support for Mr. Brown. "He's done a lot for, I don't want to say this badly, but for the poor, the working class."</w:t>
+        <w:t xml:space="preserve">  Jason Hulburt, a production line supervisor from Albert Lea, said he planned to vote for Mr. Hagedorn on Tuesday, a choice he made in part because of how important he thinks it is for Mr. Trump to have like-minded Republicans in Congress.</w:t>
         <w:br/>
-        <w:t>Mr. Moreno's 16-point lead among men — 54 percent to 38 percent — is not enough to close the gender gap.</w:t>
+        <w:t xml:space="preserve">  ''Donald Trump knows what he wants, and the Democrats are afraid of the issues Trump talks about,'' he said Friday night as he finished a brandy and water at Eddie's, a local bar. ''They're afraid to offend certain people. Trump is not afraid.''</w:t>
         <w:br/>
-        <w:t>The polls were taken just as a recording came to light of Mr. Moreno suggesting that abortion rights shouldn't concern women over the age of 50 — "I don't think that's an issue for you," he said on tape, in Warren County, Ohio, last weekend.</w:t>
+        <w:t xml:space="preserve">  Republican strategists argued that such pinpoint tactics worked for Mr. Trump in 2016 and could work again.</w:t>
         <w:br/>
-        <w:t>In Wisconsin, the gender gap is even more stark. Mr. Hovde made mistakes early in the campaign, suggesting, for instance, that "almost nobody in a nursing home is at a point to vote." Ms. Baldwin's campaign used that quote, plus a comment that overweight people should pay more for health insurance and another that "the old physical toil" of farming had given way to "largely driving around on a tractor," to paint her opponent as a rich, out-of-touch Republican from Southern California.</w:t>
+        <w:t xml:space="preserve">  ''They are going to all the right places,'' said Scott Reed, the chief political strategist for the United States Chamber of Commerce. ''That's what has me optimistic. The president's energy level and where they land the plane could be the difference on Election Day.''</w:t>
         <w:br/>
-        <w:t>According to the polls, Ms. Baldwin leads Mr. Hovde among women by 29 percentage points, holds a lead among white voters — a rarity for Democrats in their campaigns this year — and is taking about 5 percent of voters who say they cast their ballots in 2020 for Mr. Trump. Her lead among independents is 51 percent to 39 percent.</w:t>
+        <w:t xml:space="preserve">  Mr. Trump's playbook represents an extraordinary break with recent Republican presidents like the Bushes and nominees like Mitt Romney and John McCain. They sought to grow the party with appeals, however limited, to Hispanic voters, women and culturally conservative immigrants.</w:t>
         <w:br/>
-        <w:t>It isn't just women who say they feel insulted by Mr. Hovde.</w:t>
+        <w:t xml:space="preserve">  Mr. Trump, who promised after his victory in 2016 to be a president for ''all Americans,'' has been fixated this year on visiting states that were critical to his Electoral College win and doubling down on nurturing his homogeneous base in those places. Many Republicans privately worry that in terms of the future health of their party, the outreach and agenda they are pursuing feels a lot like the president's travel footprint: provincial and small.</w:t>
         <w:br/>
-        <w:t>"Some of the stuff that I've seen from Tammy Baldwin I like," said Paul Markunas, 55, of Harris, Wis., who owns a post-construction cleaning company, "and some of the things he has said I really don't like."</w:t>
+        <w:t xml:space="preserve">  ''No one has repealed the long-term demographic trends in the country,'' said Whit Ayres, a prominent Republican pollster. ''At some point, Republicans are going to have to reach out beyond the base if they hope to win a majority of the popular vote in the future.''</w:t>
         <w:br/>
-        <w:t>Mr. Markunas said he will be voting for Mr. Trump and Ms. Baldwin.</w:t>
+        <w:t xml:space="preserve">  When Air Force One touched down in West Virginia on Friday, for instance, it was Mr. Trump's eighth visit to the state that delivered him his largest share of the vote anywhere -- 68 percent -- and in a congressional district that is 93 percent white. The districts he plans to visit through Monday night have very similar compositions: Indiana's Third District around Fort Wayne is 83 percent white, while Tennessee's Third in Chattanooga is 82 percent white.</w:t>
         <w:br/>
-        <w:t>In Nebraska, Democrats should not get too excited yet about the prospect of the unexpected defeat of Ms. Fischer. Mr. Osborn has guarded his independence in a state that is hostile to Democrats, refusing to say which party he would caucus with if elected. And even his 11-point lead in the state's second district may not be enough unless he can make inroads in the heavily Republican first and third districts. The Times/Siena poll did not canvas the entire state.</w:t>
+        <w:t xml:space="preserve">  Even on his trips over the last few days to Florida, a state that is 45 percent nonwhite, Mr. Trump held his rally in a district near Fort Myers (70 percent white) and one encompassing Pensacola (73 percent).</w:t>
         <w:br/>
-        <w:t>But for an underfunded candidate whose main political experience was leading a strike against Kellogg's in 2021, Mr. Osborn is showing remarkable strength. Running as a blue-collar mechanic, he is leading in Nebraska's purple second district among women and men and among voters without a college degree. He is also taking 12 percent of the Republican vote.</w:t>
+        <w:t xml:space="preserve">  The president visited Minnesota's First last month to campaign for Mr. Hagedorn. Through a spokesman, Mr. Hagedorn declined to be interviewed.</w:t>
         <w:br/>
-        <w:t>"He's gaining strength in Nebraska," said Linda Lough, 74, a retired human resources manager in Omaha who supports Mr. Osborn as well as the Republican senator, Pete Ricketts, who is running in a special election for the state's other Senate seat. "I think he's just very straightforward, he's really a working man and he understands problems that working people have."</w:t>
+        <w:t xml:space="preserve">  At his rallies lately Mr. Trump has laid out a clear, if misleading, picture of what Democratic control of Congress would look like. It includes, in no particular order, ''caravan after caravan''; crime; chaos; sanctuary cities; ''birth tourism,'' where immigrants can have children who are automatically citizens; and an empowered and emboldened Maxine Waters, the black Democratic congresswoman he has often insulted as ''low I.Q.''</w:t>
         <w:br/>
-        <w:t>Mr. Osborn's campaign manager, Dustin Wahl, said the candidate has made inroads into the more heavily Republican districts. That has been enough this week to prompt the first surge of attack ads of the race from Ms. Fischer.</w:t>
+        <w:t xml:space="preserve">  A vote for Republicans, by contrast, he said the other night at a rally in central Missouri, represents greatness; ''standing up for our national anthem''; more jobs; and the promise ''to win, win, win.''</w:t>
         <w:br/>
-        <w:t>Without a political party behind him, Mr. Osborn has been able to raise only about $1.6 million compared to Ms. Fischer's $6.3 million. He also rejected the endorsement of the state's Democratic Party, depriving himself of institutional support.</w:t>
+        <w:t xml:space="preserve">  In interviews, his supporters rejected any suggestion that Mr. Trump traffics in racist or divisive views, saying that the issues the president raised were merely matters of law and order and made good fiscal sense.</w:t>
         <w:br/>
-        <w:t>But for an incumbent Ms. Fischer has kept a low profile. With Mr. Osborn's pitch claiming that the Senate needs a true working-class voice, he has been able to hang close enough in the few statewide polls that prognosticators have begun hedging their bets on an easy re-election for Ms. Fischer.</w:t>
+        <w:t xml:space="preserve">  ''We are a nation of immigrants, but we are a nation of laws, too,'' said Stan Hale of Oakville, Mo., who drove two hours for the Trump rally in Columbia on Thursday night. ''The other side is so fake when they talk about the little guy, the working class. They don't care. They only care about votes.''</w:t>
         <w:br/>
-        <w:t>Here are the key things to know about these polls</w:t>
+        <w:t xml:space="preserve">  His wife, Melita, insisted: ''Race has nothing to do with it. Race doesn't even enter the mind.'' For her the issue with immigrants was ''vetting,'' she said. ''You don't know who they are. You just don't know.''</w:t>
         <w:br/>
-        <w:t>Interviewers spoke with 688 likely voters in Michigan, 687 likely voters in Ohio, 680 likely voters in Wisconsin and 680 likely voters in Nebraska's Second Congressional District from Sept. 21 to 26, 2024.</w:t>
+        <w:t xml:space="preserve">  Mr. Trump's narrower approach, compared with past Republican leaders, is especially evident in his travel schedule. During the final month before the midterm elections of 1990 and 2002, George H.W. Bush and George W. Bush traveled to far more states than Mr. Trump has, according to data compiled by Brendan Doherty, a political scientist at the United States Naval Academy.</w:t>
         <w:br/>
-        <w:t>Times/Siena polls are conducted by telephone, using live interviewers, in both English and Spanish. Overall, about 97 percent of respondents were contacted on a cellphone for these polls. You can see the exact questions that were asked and the order in which they were asked here.</w:t>
+        <w:t xml:space="preserve">  ''The big difference with his travel,'' said Mr. Doherty, ''is President Trump has been spending more time in states that he won quite comfortably.''</w:t>
         <w:br/>
-        <w:t>Voters are selected for the survey from a list of registered voters. The list contains information on the demographic characteristics of every registered voter, allowing us to make sure we reach the right number of voters of each party, race and region. For these polls, interviewers placed nearly 260,000 calls to just over 140,000 voters.</w:t>
+        <w:t xml:space="preserve">  The elder Mr. Bush visited 20 states between Oct. 1 and Election Day in 1990; the younger Mr. Bush went to 29 states over the same period in his first term. Strategists familiar with Mr. Trump's plans said that as of Monday, the president had visited 19 states since Labor Day, which was two months ago.</w:t>
         <w:br/>
-        <w:t>To further ensure that the results reflect the entire voting population, not just those willing to take a poll, we give more weight to respondents from demographic groups that are underrepresented among survey respondents, like people without a college degree. You can see more information about the characteristics of respondents and the weighted sample at the bottom of the results and methodology page, under "Composition of the Sample."</w:t>
+        <w:t xml:space="preserve">  Mr. Trump's appeal is already more limited than any other modern chief executive's, a worrisome fact for Republicans who fear that he will leave the party in a woefully uncompetitive position whenever he leaves office. No president in the history of Gallup's polling has averaged as low an approval rating as he has during the first two years in office. And he is the only president whose approval in Gallup's surveys has never exceeded 50 percent at this point into the first term, even for a brief period of time.</w:t>
         <w:br/>
-        <w:t>The margin of sampling error among likely voters is about plus or minus four percentage points for each poll, and about plus or minus 2.5 percentage points when the three state polls are joined together. In theory, this means that the results should reflect the views of the overall population most of the time, though many other challenges create additional sources of error. When the difference between two values is computed — such as a candidate's lead in a race — the margin of error is twice as large.</w:t>
+        <w:t xml:space="preserve">  Even one of the polling statistics Mr. Trump is proudest of -- his approval rating among Republicans, which has been near 90 percent for months -- is not quite what it seems.</w:t>
         <w:br/>
-        <w:t>You can see full results and a detailed methodology here. If you want to read more about how and why the Times/Siena Poll is conducted, you can see answers to frequently asked questions and submit your own questions here.</w:t>
+        <w:t xml:space="preserve">  Americans who identify as Republicans are the smallest part of the electorate, currently below 30 percent, public opinion surveys from Gallup, the Pew Research Center and others show.</w:t>
         <w:br/>
-        <w:t>PHOTO:  (PHOTOGRAPH BY The New York Times FOR THE NEW YORK TIMES)</w:t>
+        <w:t xml:space="preserve">  ''Having 90 percent of the smallest party ID in the country is not necessarily something to brag about,'' said Elaine Kamarck, a senior fellow at the liberal-leaning Brookings Institution. ''And any way you look at it,'' she added, ''Trump is not in control of a big piece of the electorate.''</w:t>
+        <w:br/>
+        <w:t xml:space="preserve">  One thing the midterm elections will be a test of is whether the most vocal and active slice of Mr. Trump's voters -- a minority of a minority -- can swing close elections after two years of a chaotic presidency. Mr. Hagedorn and his campaign staff hope that is the case.</w:t>
+        <w:br/>
+        <w:t xml:space="preserve">  Gregg Peppin, a consultant working for Mr. Hagedorn, recalled an exchange he witnessed Mr. Hagedorn have at a McDonald's on Friday morning.</w:t>
+        <w:br/>
+        <w:t xml:space="preserve">  ''Jim went up to a table of five guys and a woman,'' Mr. Peppin said. ''And the first words out of the guy's mouth was, 'What are you going to do about the caravan?'''</w:t>
+        <w:br/>
+        <w:br/>
+        <w:t>https://www.nytimes.com/2018/11/03/us/politics/republicans-house-races-caravan-voters.html</w:t>
+        <w:br/>
+        <w:br/>
+        <w:t>Graphic</w:t>
+        <w:br/>
+        <w:br/>
+        <w:t xml:space="preserve"> </w:t>
+        <w:br/>
+        <w:t>PHOTOS: STRETCH RUN: Clockwise from top: a campaign office of Colin Allred, a Democratic House candidate, in Richardson, Tex.</w:t>
+        <w:br/>
+        <w:t>canvassing for Josh Hawley, a Republican running for Senate, in Chesterfield, Mo.</w:t>
+        <w:br/>
+        <w:t>Chrissy Houlahan, center, a Democrat, in Kennett Square, Pa. (PHOTOGRAPHS BY TAMIR KALIFA FOR THE NEW YORK TIMES</w:t>
+        <w:br/>
+        <w:t>RYAN CHRISTOPHER JONES FOR THE NEW YORK TIMES</w:t>
+        <w:br/>
+        <w:t>ERIN SCHAFF FOR THE NEW YORK TIMES) (A1)</w:t>
+        <w:br/>
+        <w:t xml:space="preserve"> President Trump has visited West Virginia eight times, including a visit on Friday to a congressional district that is 93 percent white. (PHOTOGRAPH BY GABRIELLA DEMCZUK FOR THE NEW YORK TIMES) (A20)</w:t>
       </w:r>
     </w:p>
     <w:sectPr>
